--- a/docs/spectrum-procedures-flow-guide.docx
+++ b/docs/spectrum-procedures-flow-guide.docx
@@ -7,7 +7,7 @@
         <w:pStyle w:val="Heading1"/>
       </w:pPr>
       <w:r>
-        <w:t>Heratio Spectrum 5.1 - How It Works</w:t>
+        <w:t>Heratio Collections Procedures - How It Works</w:t>
       </w:r>
     </w:p>
     <w:p>
@@ -36,7 +36,7 @@
         <w:pStyle w:val="Heading2"/>
       </w:pPr>
       <w:r>
-        <w:t>What Is Spectrum?</w:t>
+        <w:t>What are collections procedures?</w:t>
       </w:r>
     </w:p>
     <w:p>
@@ -433,7 +433,7 @@
     </w:p>
     <w:p>
       <w:r>
-        <w:t>Each Spectrum procedure becomes a task assigned to a staff member. Your 'My Tasks' dashboard shows pending procedures, due dates, and priority. Complete a task, and it's recorded in the audit trail with your name and timestamp.</w:t>
+        <w:t>Each collections procedure becomes a task assigned to a staff member. Your 'My Tasks' dashboard shows pending procedures, due dates, and priority. Complete a task, and it's recorded in the audit trail with your name and timestamp.</w:t>
       </w:r>
     </w:p>
     <w:p>
